--- a/2026_Б_ККП_ПЗПІ-23-1_Тітаренко_М_С/2026_Б_ККП_ПЗПІ_23_1_Тітаренко_М_С.docx
+++ b/2026_Б_ККП_ПЗПІ-23-1_Тітаренко_М_С/2026_Б_ККП_ПЗПІ_23_1_Тітаренко_М_С.docx
@@ -76,6 +76,8 @@
         <w:rPr>
           <w:b/>
           <w:bCs/>
+          <w:sz w:val="28"/>
+          <w:szCs w:val="28"/>
         </w:rPr>
       </w:sdtEndPr>
       <w:sdtContent>
@@ -83,7 +85,7 @@
           <w:pPr>
             <w:pStyle w:val="10"/>
             <w:tabs>
-              <w:tab w:val="left" w:pos="643"/>
+              <w:tab w:val="left" w:pos="660"/>
               <w:tab w:val="right" w:leader="dot" w:pos="9915"/>
             </w:tabs>
             <w:rPr>
@@ -103,7 +105,7 @@
           <w:r>
             <w:fldChar w:fldCharType="separate"/>
           </w:r>
-          <w:hyperlink w:anchor="_Toc229667637" w:history="1">
+          <w:hyperlink w:anchor="_Toc229680787" w:history="1">
             <w:r>
               <w:rPr>
                 <w:rStyle w:val="a7"/>
@@ -119,24 +121,31 @@
                 <w:szCs w:val="22"/>
                 <w:lang w:eastAsia="uk-UA"/>
               </w:rPr>
+              <w:t xml:space="preserve"> </w:t>
+            </w:r>
+            <w:r>
+              <w:rPr>
+                <w:rStyle w:val="a7"/>
+                <w:noProof/>
+              </w:rPr>
+              <w:t>В</w:t>
+            </w:r>
+            <w:r>
+              <w:rPr>
+                <w:rStyle w:val="a7"/>
+                <w:noProof/>
+              </w:rPr>
+              <w:t>ступ</w:t>
+            </w:r>
+            <w:r>
+              <w:rPr>
+                <w:noProof/>
+                <w:webHidden/>
+              </w:rPr>
               <w:tab/>
             </w:r>
             <w:r>
               <w:rPr>
-                <w:rStyle w:val="a7"/>
-                <w:noProof/>
-              </w:rPr>
-              <w:t>ВСТУП</w:t>
-            </w:r>
-            <w:r>
-              <w:rPr>
-                <w:noProof/>
-                <w:webHidden/>
-              </w:rPr>
-              <w:tab/>
-            </w:r>
-            <w:r>
-              <w:rPr>
                 <w:noProof/>
                 <w:webHidden/>
               </w:rPr>
@@ -147,7 +156,7 @@
                 <w:noProof/>
                 <w:webHidden/>
               </w:rPr>
-              <w:instrText xml:space="preserve"> PAGEREF _Toc229667637 \h </w:instrText>
+              <w:instrText xml:space="preserve"> PAGEREF _Toc229680787 \h </w:instrText>
             </w:r>
             <w:r>
               <w:rPr>
@@ -182,7 +191,7 @@
           <w:pPr>
             <w:pStyle w:val="20"/>
             <w:tabs>
-              <w:tab w:val="left" w:pos="1070"/>
+              <w:tab w:val="left" w:pos="880"/>
               <w:tab w:val="right" w:leader="dot" w:pos="9915"/>
             </w:tabs>
             <w:rPr>
@@ -193,7 +202,7 @@
               <w:lang w:eastAsia="uk-UA"/>
             </w:rPr>
           </w:pPr>
-          <w:hyperlink w:anchor="_Toc229667638" w:history="1">
+          <w:hyperlink w:anchor="_Toc229680788" w:history="1">
             <w:r>
               <w:rPr>
                 <w:rStyle w:val="a7"/>
@@ -211,7 +220,7 @@
                 <w:szCs w:val="22"/>
                 <w:lang w:eastAsia="uk-UA"/>
               </w:rPr>
-              <w:tab/>
+              <w:t xml:space="preserve"> </w:t>
             </w:r>
             <w:r>
               <w:rPr>
@@ -241,7 +250,7 @@
                 <w:noProof/>
                 <w:webHidden/>
               </w:rPr>
-              <w:instrText xml:space="preserve"> PAGEREF _Toc229667638 \h </w:instrText>
+              <w:instrText xml:space="preserve"> PAGEREF _Toc229680788 \h </w:instrText>
             </w:r>
             <w:r>
               <w:rPr>
@@ -276,7 +285,7 @@
           <w:pPr>
             <w:pStyle w:val="20"/>
             <w:tabs>
-              <w:tab w:val="left" w:pos="1070"/>
+              <w:tab w:val="left" w:pos="880"/>
               <w:tab w:val="right" w:leader="dot" w:pos="9915"/>
             </w:tabs>
             <w:rPr>
@@ -287,7 +296,7 @@
               <w:lang w:eastAsia="uk-UA"/>
             </w:rPr>
           </w:pPr>
-          <w:hyperlink w:anchor="_Toc229667639" w:history="1">
+          <w:hyperlink w:anchor="_Toc229680789" w:history="1">
             <w:r>
               <w:rPr>
                 <w:rStyle w:val="a7"/>
@@ -305,7 +314,7 @@
                 <w:szCs w:val="22"/>
                 <w:lang w:eastAsia="uk-UA"/>
               </w:rPr>
-              <w:tab/>
+              <w:t xml:space="preserve"> </w:t>
             </w:r>
             <w:r>
               <w:rPr>
@@ -335,7 +344,7 @@
                 <w:noProof/>
                 <w:webHidden/>
               </w:rPr>
-              <w:instrText xml:space="preserve"> PAGEREF _Toc229667639 \h </w:instrText>
+              <w:instrText xml:space="preserve"> PAGEREF _Toc229680789 \h </w:instrText>
             </w:r>
             <w:r>
               <w:rPr>
@@ -370,7 +379,7 @@
           <w:pPr>
             <w:pStyle w:val="20"/>
             <w:tabs>
-              <w:tab w:val="left" w:pos="1070"/>
+              <w:tab w:val="left" w:pos="880"/>
               <w:tab w:val="right" w:leader="dot" w:pos="9915"/>
             </w:tabs>
             <w:rPr>
@@ -381,7 +390,7 @@
               <w:lang w:eastAsia="uk-UA"/>
             </w:rPr>
           </w:pPr>
-          <w:hyperlink w:anchor="_Toc229667640" w:history="1">
+          <w:hyperlink w:anchor="_Toc229680790" w:history="1">
             <w:r>
               <w:rPr>
                 <w:rStyle w:val="a7"/>
@@ -393,21 +402,20 @@
             </w:r>
             <w:r>
               <w:rPr>
-                <w:rFonts w:asciiTheme="minorHAnsi" w:eastAsiaTheme="minorEastAsia" w:hAnsiTheme="minorHAnsi" w:cstheme="minorBidi"/>
-                <w:noProof/>
-                <w:sz w:val="22"/>
-                <w:szCs w:val="22"/>
-                <w:lang w:eastAsia="uk-UA"/>
-              </w:rPr>
-              <w:tab/>
-            </w:r>
-            <w:r>
-              <w:rPr>
                 <w:rStyle w:val="a7"/>
                 <w:rFonts w:eastAsia="MS Mincho"/>
                 <w:noProof/>
                 <w:lang w:eastAsia="ru-RU"/>
               </w:rPr>
+              <w:t xml:space="preserve"> </w:t>
+            </w:r>
+            <w:r>
+              <w:rPr>
+                <w:rStyle w:val="a7"/>
+                <w:rFonts w:eastAsia="MS Mincho"/>
+                <w:noProof/>
+                <w:lang w:eastAsia="ru-RU"/>
+              </w:rPr>
               <w:t>Межі</w:t>
             </w:r>
             <w:r>
@@ -429,7 +437,7 @@
                 <w:noProof/>
                 <w:webHidden/>
               </w:rPr>
-              <w:instrText xml:space="preserve"> PAGEREF _Toc229667640 \h </w:instrText>
+              <w:instrText xml:space="preserve"> PAGEREF _Toc229680790 \h </w:instrText>
             </w:r>
             <w:r>
               <w:rPr>
@@ -464,7 +472,7 @@
           <w:pPr>
             <w:pStyle w:val="20"/>
             <w:tabs>
-              <w:tab w:val="left" w:pos="1070"/>
+              <w:tab w:val="left" w:pos="880"/>
               <w:tab w:val="right" w:leader="dot" w:pos="9915"/>
             </w:tabs>
             <w:rPr>
@@ -475,7 +483,7 @@
               <w:lang w:eastAsia="uk-UA"/>
             </w:rPr>
           </w:pPr>
-          <w:hyperlink w:anchor="_Toc229667641" w:history="1">
+          <w:hyperlink w:anchor="_Toc229680791" w:history="1">
             <w:r>
               <w:rPr>
                 <w:rStyle w:val="a7"/>
@@ -493,7 +501,7 @@
                 <w:szCs w:val="22"/>
                 <w:lang w:eastAsia="uk-UA"/>
               </w:rPr>
-              <w:tab/>
+              <w:t xml:space="preserve"> </w:t>
             </w:r>
             <w:r>
               <w:rPr>
@@ -523,7 +531,7 @@
                 <w:noProof/>
                 <w:webHidden/>
               </w:rPr>
-              <w:instrText xml:space="preserve"> PAGEREF _Toc229667641 \h </w:instrText>
+              <w:instrText xml:space="preserve"> PAGEREF _Toc229680791 \h </w:instrText>
             </w:r>
             <w:r>
               <w:rPr>
@@ -558,7 +566,7 @@
           <w:pPr>
             <w:pStyle w:val="20"/>
             <w:tabs>
-              <w:tab w:val="left" w:pos="1070"/>
+              <w:tab w:val="left" w:pos="880"/>
               <w:tab w:val="right" w:leader="dot" w:pos="9915"/>
             </w:tabs>
             <w:rPr>
@@ -569,12 +577,11 @@
               <w:lang w:eastAsia="uk-UA"/>
             </w:rPr>
           </w:pPr>
-          <w:hyperlink w:anchor="_Toc229667642" w:history="1">
+          <w:hyperlink w:anchor="_Toc229680792" w:history="1">
             <w:r>
               <w:rPr>
                 <w:rStyle w:val="a7"/>
                 <w:noProof/>
-                <w:lang w:val="en-US"/>
               </w:rPr>
               <w:t>1.5</w:t>
             </w:r>
@@ -586,7 +593,7 @@
                 <w:szCs w:val="22"/>
                 <w:lang w:eastAsia="uk-UA"/>
               </w:rPr>
-              <w:tab/>
+              <w:t xml:space="preserve"> </w:t>
             </w:r>
             <w:r>
               <w:rPr>
@@ -616,7 +623,7 @@
                 <w:noProof/>
                 <w:webHidden/>
               </w:rPr>
-              <w:instrText xml:space="preserve"> PAGEREF _Toc229667642 \h </w:instrText>
+              <w:instrText xml:space="preserve"> PAGEREF _Toc229680792 \h </w:instrText>
             </w:r>
             <w:r>
               <w:rPr>
@@ -651,7 +658,7 @@
           <w:pPr>
             <w:pStyle w:val="10"/>
             <w:tabs>
-              <w:tab w:val="left" w:pos="643"/>
+              <w:tab w:val="left" w:pos="660"/>
               <w:tab w:val="right" w:leader="dot" w:pos="9915"/>
             </w:tabs>
             <w:rPr>
@@ -662,7 +669,7 @@
               <w:lang w:eastAsia="uk-UA"/>
             </w:rPr>
           </w:pPr>
-          <w:hyperlink w:anchor="_Toc229667643" w:history="1">
+          <w:hyperlink w:anchor="_Toc229680793" w:history="1">
             <w:r>
               <w:rPr>
                 <w:rStyle w:val="a7"/>
@@ -680,7 +687,7 @@
                 <w:szCs w:val="22"/>
                 <w:lang w:eastAsia="uk-UA"/>
               </w:rPr>
-              <w:tab/>
+              <w:t xml:space="preserve"> </w:t>
             </w:r>
             <w:r>
               <w:rPr>
@@ -689,7 +696,16 @@
                 <w:noProof/>
                 <w:lang w:eastAsia="ru-RU"/>
               </w:rPr>
-              <w:t>ЗАГАЛЬНИЙ ОПИС</w:t>
+              <w:t>З</w:t>
+            </w:r>
+            <w:r>
+              <w:rPr>
+                <w:rStyle w:val="a7"/>
+                <w:rFonts w:eastAsia="Calibri"/>
+                <w:noProof/>
+                <w:lang w:eastAsia="ru-RU"/>
+              </w:rPr>
+              <w:t>агальний опис</w:t>
             </w:r>
             <w:r>
               <w:rPr>
@@ -710,7 +726,7 @@
                 <w:noProof/>
                 <w:webHidden/>
               </w:rPr>
-              <w:instrText xml:space="preserve"> PAGEREF _Toc229667643 \h </w:instrText>
+              <w:instrText xml:space="preserve"> PAGEREF _Toc229680793 \h </w:instrText>
             </w:r>
             <w:r>
               <w:rPr>
@@ -745,7 +761,7 @@
           <w:pPr>
             <w:pStyle w:val="20"/>
             <w:tabs>
-              <w:tab w:val="left" w:pos="1070"/>
+              <w:tab w:val="left" w:pos="880"/>
               <w:tab w:val="right" w:leader="dot" w:pos="9915"/>
             </w:tabs>
             <w:rPr>
@@ -756,7 +772,7 @@
               <w:lang w:eastAsia="uk-UA"/>
             </w:rPr>
           </w:pPr>
-          <w:hyperlink w:anchor="_Toc229667644" w:history="1">
+          <w:hyperlink w:anchor="_Toc229680794" w:history="1">
             <w:r>
               <w:rPr>
                 <w:rStyle w:val="a7"/>
@@ -774,7 +790,7 @@
                 <w:szCs w:val="22"/>
                 <w:lang w:eastAsia="uk-UA"/>
               </w:rPr>
-              <w:tab/>
+              <w:t xml:space="preserve"> </w:t>
             </w:r>
             <w:r>
               <w:rPr>
@@ -804,7 +820,7 @@
                 <w:noProof/>
                 <w:webHidden/>
               </w:rPr>
-              <w:instrText xml:space="preserve"> PAGEREF _Toc229667644 \h </w:instrText>
+              <w:instrText xml:space="preserve"> PAGEREF _Toc229680794 \h </w:instrText>
             </w:r>
             <w:r>
               <w:rPr>
@@ -839,7 +855,7 @@
           <w:pPr>
             <w:pStyle w:val="20"/>
             <w:tabs>
-              <w:tab w:val="left" w:pos="1070"/>
+              <w:tab w:val="left" w:pos="880"/>
               <w:tab w:val="right" w:leader="dot" w:pos="9915"/>
             </w:tabs>
             <w:rPr>
@@ -850,7 +866,7 @@
               <w:lang w:eastAsia="uk-UA"/>
             </w:rPr>
           </w:pPr>
-          <w:hyperlink w:anchor="_Toc229667645" w:history="1">
+          <w:hyperlink w:anchor="_Toc229680795" w:history="1">
             <w:r>
               <w:rPr>
                 <w:rStyle w:val="a7"/>
@@ -868,7 +884,7 @@
                 <w:szCs w:val="22"/>
                 <w:lang w:eastAsia="uk-UA"/>
               </w:rPr>
-              <w:tab/>
+              <w:t xml:space="preserve"> </w:t>
             </w:r>
             <w:r>
               <w:rPr>
@@ -898,7 +914,7 @@
                 <w:noProof/>
                 <w:webHidden/>
               </w:rPr>
-              <w:instrText xml:space="preserve"> PAGEREF _Toc229667645 \h </w:instrText>
+              <w:instrText xml:space="preserve"> PAGEREF _Toc229680795 \h </w:instrText>
             </w:r>
             <w:r>
               <w:rPr>
@@ -933,7 +949,7 @@
           <w:pPr>
             <w:pStyle w:val="20"/>
             <w:tabs>
-              <w:tab w:val="left" w:pos="1070"/>
+              <w:tab w:val="left" w:pos="880"/>
               <w:tab w:val="right" w:leader="dot" w:pos="9915"/>
             </w:tabs>
             <w:rPr>
@@ -944,7 +960,7 @@
               <w:lang w:eastAsia="uk-UA"/>
             </w:rPr>
           </w:pPr>
-          <w:hyperlink w:anchor="_Toc229667646" w:history="1">
+          <w:hyperlink w:anchor="_Toc229680796" w:history="1">
             <w:r>
               <w:rPr>
                 <w:rStyle w:val="a7"/>
@@ -962,7 +978,7 @@
                 <w:szCs w:val="22"/>
                 <w:lang w:eastAsia="uk-UA"/>
               </w:rPr>
-              <w:tab/>
+              <w:t xml:space="preserve"> </w:t>
             </w:r>
             <w:r>
               <w:rPr>
@@ -992,7 +1008,7 @@
                 <w:noProof/>
                 <w:webHidden/>
               </w:rPr>
-              <w:instrText xml:space="preserve"> PAGEREF _Toc229667646 \h </w:instrText>
+              <w:instrText xml:space="preserve"> PAGEREF _Toc229680796 \h </w:instrText>
             </w:r>
             <w:r>
               <w:rPr>
@@ -1027,7 +1043,7 @@
           <w:pPr>
             <w:pStyle w:val="20"/>
             <w:tabs>
-              <w:tab w:val="left" w:pos="1070"/>
+              <w:tab w:val="left" w:pos="880"/>
               <w:tab w:val="right" w:leader="dot" w:pos="9915"/>
             </w:tabs>
             <w:rPr>
@@ -1038,7 +1054,7 @@
               <w:lang w:eastAsia="uk-UA"/>
             </w:rPr>
           </w:pPr>
-          <w:hyperlink w:anchor="_Toc229667647" w:history="1">
+          <w:hyperlink w:anchor="_Toc229680797" w:history="1">
             <w:r>
               <w:rPr>
                 <w:rStyle w:val="a7"/>
@@ -1056,7 +1072,7 @@
                 <w:szCs w:val="22"/>
                 <w:lang w:eastAsia="uk-UA"/>
               </w:rPr>
-              <w:tab/>
+              <w:t xml:space="preserve"> </w:t>
             </w:r>
             <w:r>
               <w:rPr>
@@ -1086,7 +1102,7 @@
                 <w:noProof/>
                 <w:webHidden/>
               </w:rPr>
-              <w:instrText xml:space="preserve"> PAGEREF _Toc229667647 \h </w:instrText>
+              <w:instrText xml:space="preserve"> PAGEREF _Toc229680797 \h </w:instrText>
             </w:r>
             <w:r>
               <w:rPr>
@@ -1121,7 +1137,7 @@
           <w:pPr>
             <w:pStyle w:val="20"/>
             <w:tabs>
-              <w:tab w:val="left" w:pos="1070"/>
+              <w:tab w:val="left" w:pos="880"/>
               <w:tab w:val="right" w:leader="dot" w:pos="9915"/>
             </w:tabs>
             <w:rPr>
@@ -1132,12 +1148,11 @@
               <w:lang w:eastAsia="uk-UA"/>
             </w:rPr>
           </w:pPr>
-          <w:hyperlink w:anchor="_Toc229667648" w:history="1">
+          <w:hyperlink w:anchor="_Toc229680798" w:history="1">
             <w:r>
               <w:rPr>
                 <w:rStyle w:val="a7"/>
                 <w:rFonts w:eastAsia="Calibri"/>
-                <w:bCs/>
                 <w:noProof/>
                 <w:lang w:val="en-US" w:eastAsia="ru-RU"/>
               </w:rPr>
@@ -1151,7 +1166,7 @@
                 <w:szCs w:val="22"/>
                 <w:lang w:eastAsia="uk-UA"/>
               </w:rPr>
-              <w:tab/>
+              <w:t xml:space="preserve"> </w:t>
             </w:r>
             <w:r>
               <w:rPr>
@@ -1181,7 +1196,7 @@
                 <w:noProof/>
                 <w:webHidden/>
               </w:rPr>
-              <w:instrText xml:space="preserve"> PAGEREF _Toc229667648 \h </w:instrText>
+              <w:instrText xml:space="preserve"> PAGEREF _Toc229680798 \h </w:instrText>
             </w:r>
             <w:r>
               <w:rPr>
@@ -1216,7 +1231,7 @@
           <w:pPr>
             <w:pStyle w:val="10"/>
             <w:tabs>
-              <w:tab w:val="left" w:pos="643"/>
+              <w:tab w:val="left" w:pos="660"/>
               <w:tab w:val="right" w:leader="dot" w:pos="9915"/>
             </w:tabs>
             <w:rPr>
@@ -1227,7 +1242,7 @@
               <w:lang w:eastAsia="uk-UA"/>
             </w:rPr>
           </w:pPr>
-          <w:hyperlink w:anchor="_Toc229667649" w:history="1">
+          <w:hyperlink w:anchor="_Toc229680799" w:history="1">
             <w:r>
               <w:rPr>
                 <w:rStyle w:val="a7"/>
@@ -1245,7 +1260,7 @@
                 <w:szCs w:val="22"/>
                 <w:lang w:eastAsia="uk-UA"/>
               </w:rPr>
-              <w:tab/>
+              <w:t xml:space="preserve"> </w:t>
             </w:r>
             <w:r>
               <w:rPr>
@@ -1254,7 +1269,16 @@
                 <w:noProof/>
                 <w:lang w:eastAsia="ru-RU"/>
               </w:rPr>
-              <w:t>КОНКРЕТНІ ВИМОГИ</w:t>
+              <w:t>К</w:t>
+            </w:r>
+            <w:r>
+              <w:rPr>
+                <w:rStyle w:val="a7"/>
+                <w:rFonts w:eastAsia="Calibri"/>
+                <w:noProof/>
+                <w:lang w:eastAsia="ru-RU"/>
+              </w:rPr>
+              <w:t>онкретні вимоги</w:t>
             </w:r>
             <w:r>
               <w:rPr>
@@ -1275,7 +1299,7 @@
                 <w:noProof/>
                 <w:webHidden/>
               </w:rPr>
-              <w:instrText xml:space="preserve"> PAGEREF _Toc229667649 \h </w:instrText>
+              <w:instrText xml:space="preserve"> PAGEREF _Toc229680799 \h </w:instrText>
             </w:r>
             <w:r>
               <w:rPr>
@@ -1310,7 +1334,7 @@
           <w:pPr>
             <w:pStyle w:val="20"/>
             <w:tabs>
-              <w:tab w:val="left" w:pos="1070"/>
+              <w:tab w:val="left" w:pos="880"/>
               <w:tab w:val="right" w:leader="dot" w:pos="9915"/>
             </w:tabs>
             <w:rPr>
@@ -1321,12 +1345,11 @@
               <w:lang w:eastAsia="uk-UA"/>
             </w:rPr>
           </w:pPr>
-          <w:hyperlink w:anchor="_Toc229667650" w:history="1">
+          <w:hyperlink w:anchor="_Toc229680800" w:history="1">
             <w:r>
               <w:rPr>
                 <w:rStyle w:val="a7"/>
                 <w:rFonts w:eastAsia="Calibri"/>
-                <w:bCs/>
                 <w:noProof/>
                 <w:lang w:eastAsia="ru-RU"/>
               </w:rPr>
@@ -1340,7 +1363,7 @@
                 <w:szCs w:val="22"/>
                 <w:lang w:eastAsia="uk-UA"/>
               </w:rPr>
-              <w:tab/>
+              <w:t xml:space="preserve"> </w:t>
             </w:r>
             <w:r>
               <w:rPr>
@@ -1370,7 +1393,7 @@
                 <w:noProof/>
                 <w:webHidden/>
               </w:rPr>
-              <w:instrText xml:space="preserve"> PAGEREF _Toc229667650 \h </w:instrText>
+              <w:instrText xml:space="preserve"> PAGEREF _Toc229680800 \h </w:instrText>
             </w:r>
             <w:r>
               <w:rPr>
@@ -1405,7 +1428,7 @@
           <w:pPr>
             <w:pStyle w:val="3"/>
             <w:tabs>
-              <w:tab w:val="left" w:pos="1320"/>
+              <w:tab w:val="left" w:pos="1540"/>
               <w:tab w:val="right" w:leader="dot" w:pos="9915"/>
             </w:tabs>
             <w:rPr>
@@ -1416,7 +1439,7 @@
               <w:lang w:eastAsia="uk-UA"/>
             </w:rPr>
           </w:pPr>
-          <w:hyperlink w:anchor="_Toc229667651" w:history="1">
+          <w:hyperlink w:anchor="_Toc229680801" w:history="1">
             <w:r>
               <w:rPr>
                 <w:rStyle w:val="a7"/>
@@ -1432,24 +1455,24 @@
                 <w:szCs w:val="22"/>
                 <w:lang w:eastAsia="uk-UA"/>
               </w:rPr>
+              <w:t xml:space="preserve"> </w:t>
+            </w:r>
+            <w:r>
+              <w:rPr>
+                <w:rStyle w:val="a7"/>
+                <w:noProof/>
+              </w:rPr>
+              <w:t>Інтерфейс користувача</w:t>
+            </w:r>
+            <w:r>
+              <w:rPr>
+                <w:noProof/>
+                <w:webHidden/>
+              </w:rPr>
               <w:tab/>
             </w:r>
             <w:r>
               <w:rPr>
-                <w:rStyle w:val="a7"/>
-                <w:noProof/>
-              </w:rPr>
-              <w:t>Інтерфейс користувача</w:t>
-            </w:r>
-            <w:r>
-              <w:rPr>
-                <w:noProof/>
-                <w:webHidden/>
-              </w:rPr>
-              <w:tab/>
-            </w:r>
-            <w:r>
-              <w:rPr>
                 <w:noProof/>
                 <w:webHidden/>
               </w:rPr>
@@ -1460,7 +1483,7 @@
                 <w:noProof/>
                 <w:webHidden/>
               </w:rPr>
-              <w:instrText xml:space="preserve"> PAGEREF _Toc229667651 \h </w:instrText>
+              <w:instrText xml:space="preserve"> PAGEREF _Toc229680801 \h </w:instrText>
             </w:r>
             <w:r>
               <w:rPr>
@@ -1495,7 +1518,7 @@
           <w:pPr>
             <w:pStyle w:val="3"/>
             <w:tabs>
-              <w:tab w:val="left" w:pos="1320"/>
+              <w:tab w:val="left" w:pos="1540"/>
               <w:tab w:val="right" w:leader="dot" w:pos="9915"/>
             </w:tabs>
             <w:rPr>
@@ -1506,7 +1529,7 @@
               <w:lang w:eastAsia="uk-UA"/>
             </w:rPr>
           </w:pPr>
-          <w:hyperlink w:anchor="_Toc229667652" w:history="1">
+          <w:hyperlink w:anchor="_Toc229680802" w:history="1">
             <w:r>
               <w:rPr>
                 <w:rStyle w:val="a7"/>
@@ -1522,24 +1545,24 @@
                 <w:szCs w:val="22"/>
                 <w:lang w:eastAsia="uk-UA"/>
               </w:rPr>
+              <w:t xml:space="preserve"> </w:t>
+            </w:r>
+            <w:r>
+              <w:rPr>
+                <w:rStyle w:val="a7"/>
+                <w:noProof/>
+              </w:rPr>
+              <w:t>Апаратний інтерфейс</w:t>
+            </w:r>
+            <w:r>
+              <w:rPr>
+                <w:noProof/>
+                <w:webHidden/>
+              </w:rPr>
               <w:tab/>
             </w:r>
             <w:r>
               <w:rPr>
-                <w:rStyle w:val="a7"/>
-                <w:noProof/>
-              </w:rPr>
-              <w:t>Апаратний інтерфейс</w:t>
-            </w:r>
-            <w:r>
-              <w:rPr>
-                <w:noProof/>
-                <w:webHidden/>
-              </w:rPr>
-              <w:tab/>
-            </w:r>
-            <w:r>
-              <w:rPr>
                 <w:noProof/>
                 <w:webHidden/>
               </w:rPr>
@@ -1550,7 +1573,7 @@
                 <w:noProof/>
                 <w:webHidden/>
               </w:rPr>
-              <w:instrText xml:space="preserve"> PAGEREF _Toc229667652 \h </w:instrText>
+              <w:instrText xml:space="preserve"> PAGEREF _Toc229680802 \h </w:instrText>
             </w:r>
             <w:r>
               <w:rPr>
@@ -1585,7 +1608,7 @@
           <w:pPr>
             <w:pStyle w:val="3"/>
             <w:tabs>
-              <w:tab w:val="left" w:pos="1320"/>
+              <w:tab w:val="left" w:pos="1540"/>
               <w:tab w:val="right" w:leader="dot" w:pos="9915"/>
             </w:tabs>
             <w:rPr>
@@ -1596,7 +1619,7 @@
               <w:lang w:eastAsia="uk-UA"/>
             </w:rPr>
           </w:pPr>
-          <w:hyperlink w:anchor="_Toc229667653" w:history="1">
+          <w:hyperlink w:anchor="_Toc229680803" w:history="1">
             <w:r>
               <w:rPr>
                 <w:rStyle w:val="a7"/>
@@ -1612,24 +1635,24 @@
                 <w:szCs w:val="22"/>
                 <w:lang w:eastAsia="uk-UA"/>
               </w:rPr>
+              <w:t xml:space="preserve"> </w:t>
+            </w:r>
+            <w:r>
+              <w:rPr>
+                <w:rStyle w:val="a7"/>
+                <w:noProof/>
+              </w:rPr>
+              <w:t>Програмний інтерфейс</w:t>
+            </w:r>
+            <w:r>
+              <w:rPr>
+                <w:noProof/>
+                <w:webHidden/>
+              </w:rPr>
               <w:tab/>
             </w:r>
             <w:r>
               <w:rPr>
-                <w:rStyle w:val="a7"/>
-                <w:noProof/>
-              </w:rPr>
-              <w:t>Програмний інтерфейс</w:t>
-            </w:r>
-            <w:r>
-              <w:rPr>
-                <w:noProof/>
-                <w:webHidden/>
-              </w:rPr>
-              <w:tab/>
-            </w:r>
-            <w:r>
-              <w:rPr>
                 <w:noProof/>
                 <w:webHidden/>
               </w:rPr>
@@ -1640,7 +1663,7 @@
                 <w:noProof/>
                 <w:webHidden/>
               </w:rPr>
-              <w:instrText xml:space="preserve"> PAGEREF _Toc229667653 \h </w:instrText>
+              <w:instrText xml:space="preserve"> PAGEREF _Toc229680803 \h </w:instrText>
             </w:r>
             <w:r>
               <w:rPr>
@@ -1675,7 +1698,7 @@
           <w:pPr>
             <w:pStyle w:val="3"/>
             <w:tabs>
-              <w:tab w:val="left" w:pos="1320"/>
+              <w:tab w:val="left" w:pos="1540"/>
               <w:tab w:val="right" w:leader="dot" w:pos="9915"/>
             </w:tabs>
             <w:rPr>
@@ -1686,7 +1709,7 @@
               <w:lang w:eastAsia="uk-UA"/>
             </w:rPr>
           </w:pPr>
-          <w:hyperlink w:anchor="_Toc229667654" w:history="1">
+          <w:hyperlink w:anchor="_Toc229680804" w:history="1">
             <w:r>
               <w:rPr>
                 <w:rStyle w:val="a7"/>
@@ -1702,24 +1725,24 @@
                 <w:szCs w:val="22"/>
                 <w:lang w:eastAsia="uk-UA"/>
               </w:rPr>
+              <w:t xml:space="preserve"> </w:t>
+            </w:r>
+            <w:r>
+              <w:rPr>
+                <w:rStyle w:val="a7"/>
+                <w:noProof/>
+              </w:rPr>
+              <w:t>Комунікаційний протокол</w:t>
+            </w:r>
+            <w:r>
+              <w:rPr>
+                <w:noProof/>
+                <w:webHidden/>
+              </w:rPr>
               <w:tab/>
             </w:r>
             <w:r>
               <w:rPr>
-                <w:rStyle w:val="a7"/>
-                <w:noProof/>
-              </w:rPr>
-              <w:t>Комунікаційний протокол</w:t>
-            </w:r>
-            <w:r>
-              <w:rPr>
-                <w:noProof/>
-                <w:webHidden/>
-              </w:rPr>
-              <w:tab/>
-            </w:r>
-            <w:r>
-              <w:rPr>
                 <w:noProof/>
                 <w:webHidden/>
               </w:rPr>
@@ -1730,7 +1753,7 @@
                 <w:noProof/>
                 <w:webHidden/>
               </w:rPr>
-              <w:instrText xml:space="preserve"> PAGEREF _Toc229667654 \h </w:instrText>
+              <w:instrText xml:space="preserve"> PAGEREF _Toc229680804 \h </w:instrText>
             </w:r>
             <w:r>
               <w:rPr>
@@ -1765,7 +1788,7 @@
           <w:pPr>
             <w:pStyle w:val="3"/>
             <w:tabs>
-              <w:tab w:val="left" w:pos="1320"/>
+              <w:tab w:val="left" w:pos="1540"/>
               <w:tab w:val="right" w:leader="dot" w:pos="9915"/>
             </w:tabs>
             <w:rPr>
@@ -1776,7 +1799,7 @@
               <w:lang w:eastAsia="uk-UA"/>
             </w:rPr>
           </w:pPr>
-          <w:hyperlink w:anchor="_Toc229667655" w:history="1">
+          <w:hyperlink w:anchor="_Toc229680805" w:history="1">
             <w:r>
               <w:rPr>
                 <w:rStyle w:val="a7"/>
@@ -1792,24 +1815,24 @@
                 <w:szCs w:val="22"/>
                 <w:lang w:eastAsia="uk-UA"/>
               </w:rPr>
+              <w:t xml:space="preserve"> </w:t>
+            </w:r>
+            <w:r>
+              <w:rPr>
+                <w:rStyle w:val="a7"/>
+                <w:noProof/>
+              </w:rPr>
+              <w:t>Обмеження пам'яті</w:t>
+            </w:r>
+            <w:r>
+              <w:rPr>
+                <w:noProof/>
+                <w:webHidden/>
+              </w:rPr>
               <w:tab/>
             </w:r>
             <w:r>
               <w:rPr>
-                <w:rStyle w:val="a7"/>
-                <w:noProof/>
-              </w:rPr>
-              <w:t>Обмеження пам'яті</w:t>
-            </w:r>
-            <w:r>
-              <w:rPr>
-                <w:noProof/>
-                <w:webHidden/>
-              </w:rPr>
-              <w:tab/>
-            </w:r>
-            <w:r>
-              <w:rPr>
                 <w:noProof/>
                 <w:webHidden/>
               </w:rPr>
@@ -1820,7 +1843,7 @@
                 <w:noProof/>
                 <w:webHidden/>
               </w:rPr>
-              <w:instrText xml:space="preserve"> PAGEREF _Toc229667655 \h </w:instrText>
+              <w:instrText xml:space="preserve"> PAGEREF _Toc229680805 \h </w:instrText>
             </w:r>
             <w:r>
               <w:rPr>
@@ -1855,7 +1878,7 @@
           <w:pPr>
             <w:pStyle w:val="3"/>
             <w:tabs>
-              <w:tab w:val="left" w:pos="1320"/>
+              <w:tab w:val="left" w:pos="1540"/>
               <w:tab w:val="right" w:leader="dot" w:pos="9915"/>
             </w:tabs>
             <w:rPr>
@@ -1866,7 +1889,7 @@
               <w:lang w:eastAsia="uk-UA"/>
             </w:rPr>
           </w:pPr>
-          <w:hyperlink w:anchor="_Toc229667656" w:history="1">
+          <w:hyperlink w:anchor="_Toc229680806" w:history="1">
             <w:r>
               <w:rPr>
                 <w:rStyle w:val="a7"/>
@@ -1882,24 +1905,24 @@
                 <w:szCs w:val="22"/>
                 <w:lang w:eastAsia="uk-UA"/>
               </w:rPr>
+              <w:t xml:space="preserve"> </w:t>
+            </w:r>
+            <w:r>
+              <w:rPr>
+                <w:rStyle w:val="a7"/>
+                <w:noProof/>
+              </w:rPr>
+              <w:t>Операції</w:t>
+            </w:r>
+            <w:r>
+              <w:rPr>
+                <w:noProof/>
+                <w:webHidden/>
+              </w:rPr>
               <w:tab/>
             </w:r>
             <w:r>
               <w:rPr>
-                <w:rStyle w:val="a7"/>
-                <w:noProof/>
-              </w:rPr>
-              <w:t>Операції</w:t>
-            </w:r>
-            <w:r>
-              <w:rPr>
-                <w:noProof/>
-                <w:webHidden/>
-              </w:rPr>
-              <w:tab/>
-            </w:r>
-            <w:r>
-              <w:rPr>
                 <w:noProof/>
                 <w:webHidden/>
               </w:rPr>
@@ -1910,7 +1933,7 @@
                 <w:noProof/>
                 <w:webHidden/>
               </w:rPr>
-              <w:instrText xml:space="preserve"> PAGEREF _Toc229667656 \h </w:instrText>
+              <w:instrText xml:space="preserve"> PAGEREF _Toc229680806 \h </w:instrText>
             </w:r>
             <w:r>
               <w:rPr>
@@ -1945,7 +1968,7 @@
           <w:pPr>
             <w:pStyle w:val="3"/>
             <w:tabs>
-              <w:tab w:val="left" w:pos="1320"/>
+              <w:tab w:val="left" w:pos="1540"/>
               <w:tab w:val="right" w:leader="dot" w:pos="9915"/>
             </w:tabs>
             <w:rPr>
@@ -1956,7 +1979,7 @@
               <w:lang w:eastAsia="uk-UA"/>
             </w:rPr>
           </w:pPr>
-          <w:hyperlink w:anchor="_Toc229667657" w:history="1">
+          <w:hyperlink w:anchor="_Toc229680807" w:history="1">
             <w:r>
               <w:rPr>
                 <w:rStyle w:val="a7"/>
@@ -1972,24 +1995,24 @@
                 <w:szCs w:val="22"/>
                 <w:lang w:eastAsia="uk-UA"/>
               </w:rPr>
+              <w:t xml:space="preserve"> </w:t>
+            </w:r>
+            <w:r>
+              <w:rPr>
+                <w:rStyle w:val="a7"/>
+                <w:noProof/>
+              </w:rPr>
+              <w:t>Функції продукту</w:t>
+            </w:r>
+            <w:r>
+              <w:rPr>
+                <w:noProof/>
+                <w:webHidden/>
+              </w:rPr>
               <w:tab/>
             </w:r>
             <w:r>
               <w:rPr>
-                <w:rStyle w:val="a7"/>
-                <w:noProof/>
-              </w:rPr>
-              <w:t>Функції продукту</w:t>
-            </w:r>
-            <w:r>
-              <w:rPr>
-                <w:noProof/>
-                <w:webHidden/>
-              </w:rPr>
-              <w:tab/>
-            </w:r>
-            <w:r>
-              <w:rPr>
                 <w:noProof/>
                 <w:webHidden/>
               </w:rPr>
@@ -2000,7 +2023,7 @@
                 <w:noProof/>
                 <w:webHidden/>
               </w:rPr>
-              <w:instrText xml:space="preserve"> PAGEREF _Toc229667657 \h </w:instrText>
+              <w:instrText xml:space="preserve"> PAGEREF _Toc229680807 \h </w:instrText>
             </w:r>
             <w:r>
               <w:rPr>
@@ -2035,7 +2058,7 @@
           <w:pPr>
             <w:pStyle w:val="3"/>
             <w:tabs>
-              <w:tab w:val="left" w:pos="1320"/>
+              <w:tab w:val="left" w:pos="1540"/>
               <w:tab w:val="right" w:leader="dot" w:pos="9915"/>
             </w:tabs>
             <w:rPr>
@@ -2046,7 +2069,7 @@
               <w:lang w:eastAsia="uk-UA"/>
             </w:rPr>
           </w:pPr>
-          <w:hyperlink w:anchor="_Toc229667658" w:history="1">
+          <w:hyperlink w:anchor="_Toc229680808" w:history="1">
             <w:r>
               <w:rPr>
                 <w:rStyle w:val="a7"/>
@@ -2062,24 +2085,24 @@
                 <w:szCs w:val="22"/>
                 <w:lang w:eastAsia="uk-UA"/>
               </w:rPr>
+              <w:t xml:space="preserve"> </w:t>
+            </w:r>
+            <w:r>
+              <w:rPr>
+                <w:rStyle w:val="a7"/>
+                <w:noProof/>
+              </w:rPr>
+              <w:t>Припущення й залежності</w:t>
+            </w:r>
+            <w:r>
+              <w:rPr>
+                <w:noProof/>
+                <w:webHidden/>
+              </w:rPr>
               <w:tab/>
             </w:r>
             <w:r>
               <w:rPr>
-                <w:rStyle w:val="a7"/>
-                <w:noProof/>
-              </w:rPr>
-              <w:t>Припущення й залежності</w:t>
-            </w:r>
-            <w:r>
-              <w:rPr>
-                <w:noProof/>
-                <w:webHidden/>
-              </w:rPr>
-              <w:tab/>
-            </w:r>
-            <w:r>
-              <w:rPr>
                 <w:noProof/>
                 <w:webHidden/>
               </w:rPr>
@@ -2090,7 +2113,7 @@
                 <w:noProof/>
                 <w:webHidden/>
               </w:rPr>
-              <w:instrText xml:space="preserve"> PAGEREF _Toc229667658 \h </w:instrText>
+              <w:instrText xml:space="preserve"> PAGEREF _Toc229680808 \h </w:instrText>
             </w:r>
             <w:r>
               <w:rPr>
@@ -2125,7 +2148,7 @@
           <w:pPr>
             <w:pStyle w:val="20"/>
             <w:tabs>
-              <w:tab w:val="left" w:pos="1070"/>
+              <w:tab w:val="left" w:pos="880"/>
               <w:tab w:val="right" w:leader="dot" w:pos="9915"/>
             </w:tabs>
             <w:rPr>
@@ -2136,7 +2159,7 @@
               <w:lang w:eastAsia="uk-UA"/>
             </w:rPr>
           </w:pPr>
-          <w:hyperlink w:anchor="_Toc229667659" w:history="1">
+          <w:hyperlink w:anchor="_Toc229680809" w:history="1">
             <w:r>
               <w:rPr>
                 <w:rStyle w:val="a7"/>
@@ -2152,24 +2175,24 @@
                 <w:szCs w:val="22"/>
                 <w:lang w:eastAsia="uk-UA"/>
               </w:rPr>
+              <w:t xml:space="preserve"> </w:t>
+            </w:r>
+            <w:r>
+              <w:rPr>
+                <w:rStyle w:val="a7"/>
+                <w:noProof/>
+              </w:rPr>
+              <w:t>Властивості програмного продукту</w:t>
+            </w:r>
+            <w:r>
+              <w:rPr>
+                <w:noProof/>
+                <w:webHidden/>
+              </w:rPr>
               <w:tab/>
             </w:r>
             <w:r>
               <w:rPr>
-                <w:rStyle w:val="a7"/>
-                <w:noProof/>
-              </w:rPr>
-              <w:t>Властивості програмного продукту</w:t>
-            </w:r>
-            <w:r>
-              <w:rPr>
-                <w:noProof/>
-                <w:webHidden/>
-              </w:rPr>
-              <w:tab/>
-            </w:r>
-            <w:r>
-              <w:rPr>
                 <w:noProof/>
                 <w:webHidden/>
               </w:rPr>
@@ -2180,7 +2203,7 @@
                 <w:noProof/>
                 <w:webHidden/>
               </w:rPr>
-              <w:instrText xml:space="preserve"> PAGEREF _Toc229667659 \h </w:instrText>
+              <w:instrText xml:space="preserve"> PAGEREF _Toc229680809 \h </w:instrText>
             </w:r>
             <w:r>
               <w:rPr>
@@ -2215,7 +2238,7 @@
           <w:pPr>
             <w:pStyle w:val="20"/>
             <w:tabs>
-              <w:tab w:val="left" w:pos="1070"/>
+              <w:tab w:val="left" w:pos="880"/>
               <w:tab w:val="right" w:leader="dot" w:pos="9915"/>
             </w:tabs>
             <w:rPr>
@@ -2226,12 +2249,11 @@
               <w:lang w:eastAsia="uk-UA"/>
             </w:rPr>
           </w:pPr>
-          <w:hyperlink w:anchor="_Toc229667660" w:history="1">
+          <w:hyperlink w:anchor="_Toc229680810" w:history="1">
             <w:r>
               <w:rPr>
                 <w:rStyle w:val="a7"/>
                 <w:rFonts w:eastAsia="Calibri"/>
-                <w:bCs/>
                 <w:noProof/>
                 <w:lang w:eastAsia="ru-RU"/>
               </w:rPr>
@@ -2245,24 +2267,24 @@
                 <w:szCs w:val="22"/>
                 <w:lang w:eastAsia="uk-UA"/>
               </w:rPr>
+              <w:t xml:space="preserve"> </w:t>
+            </w:r>
+            <w:r>
+              <w:rPr>
+                <w:rStyle w:val="a7"/>
+                <w:noProof/>
+              </w:rPr>
+              <w:t>Атрибути програмного продукту</w:t>
+            </w:r>
+            <w:r>
+              <w:rPr>
+                <w:noProof/>
+                <w:webHidden/>
+              </w:rPr>
               <w:tab/>
             </w:r>
             <w:r>
               <w:rPr>
-                <w:rStyle w:val="a7"/>
-                <w:noProof/>
-              </w:rPr>
-              <w:t>Атрибути програмного продукту</w:t>
-            </w:r>
-            <w:r>
-              <w:rPr>
-                <w:noProof/>
-                <w:webHidden/>
-              </w:rPr>
-              <w:tab/>
-            </w:r>
-            <w:r>
-              <w:rPr>
                 <w:noProof/>
                 <w:webHidden/>
               </w:rPr>
@@ -2273,7 +2295,7 @@
                 <w:noProof/>
                 <w:webHidden/>
               </w:rPr>
-              <w:instrText xml:space="preserve"> PAGEREF _Toc229667660 \h </w:instrText>
+              <w:instrText xml:space="preserve"> PAGEREF _Toc229680810 \h </w:instrText>
             </w:r>
             <w:r>
               <w:rPr>
@@ -2308,7 +2330,7 @@
           <w:pPr>
             <w:pStyle w:val="3"/>
             <w:tabs>
-              <w:tab w:val="left" w:pos="1320"/>
+              <w:tab w:val="left" w:pos="1540"/>
               <w:tab w:val="right" w:leader="dot" w:pos="9915"/>
             </w:tabs>
             <w:rPr>
@@ -2319,12 +2341,11 @@
               <w:lang w:eastAsia="uk-UA"/>
             </w:rPr>
           </w:pPr>
-          <w:hyperlink w:anchor="_Toc229667661" w:history="1">
+          <w:hyperlink w:anchor="_Toc229680811" w:history="1">
             <w:r>
               <w:rPr>
                 <w:rStyle w:val="a7"/>
                 <w:rFonts w:eastAsia="Calibri"/>
-                <w:bCs/>
                 <w:noProof/>
                 <w:lang w:eastAsia="ru-RU"/>
               </w:rPr>
@@ -2338,13 +2359,12 @@
                 <w:szCs w:val="22"/>
                 <w:lang w:eastAsia="uk-UA"/>
               </w:rPr>
-              <w:tab/>
+              <w:t xml:space="preserve"> </w:t>
             </w:r>
             <w:r>
               <w:rPr>
                 <w:rStyle w:val="a7"/>
                 <w:rFonts w:eastAsia="Calibri"/>
-                <w:bCs/>
                 <w:noProof/>
                 <w:lang w:eastAsia="ru-RU"/>
               </w:rPr>
@@ -2369,7 +2389,7 @@
                 <w:noProof/>
                 <w:webHidden/>
               </w:rPr>
-              <w:instrText xml:space="preserve"> PAGEREF _Toc229667661 \h </w:instrText>
+              <w:instrText xml:space="preserve"> PAGEREF _Toc229680811 \h </w:instrText>
             </w:r>
             <w:r>
               <w:rPr>
@@ -2404,7 +2424,7 @@
           <w:pPr>
             <w:pStyle w:val="3"/>
             <w:tabs>
-              <w:tab w:val="left" w:pos="1320"/>
+              <w:tab w:val="left" w:pos="1540"/>
               <w:tab w:val="right" w:leader="dot" w:pos="9915"/>
             </w:tabs>
             <w:rPr>
@@ -2415,12 +2435,11 @@
               <w:lang w:eastAsia="uk-UA"/>
             </w:rPr>
           </w:pPr>
-          <w:hyperlink w:anchor="_Toc229667662" w:history="1">
+          <w:hyperlink w:anchor="_Toc229680812" w:history="1">
             <w:r>
               <w:rPr>
                 <w:rStyle w:val="a7"/>
                 <w:rFonts w:eastAsia="Calibri"/>
-                <w:bCs/>
                 <w:noProof/>
                 <w:lang w:eastAsia="ru-RU"/>
               </w:rPr>
@@ -2434,13 +2453,12 @@
                 <w:szCs w:val="22"/>
                 <w:lang w:eastAsia="uk-UA"/>
               </w:rPr>
-              <w:tab/>
+              <w:t xml:space="preserve"> </w:t>
             </w:r>
             <w:r>
               <w:rPr>
                 <w:rStyle w:val="a7"/>
                 <w:rFonts w:eastAsia="Calibri"/>
-                <w:bCs/>
                 <w:noProof/>
                 <w:lang w:eastAsia="ru-RU"/>
               </w:rPr>
@@ -2465,7 +2483,7 @@
                 <w:noProof/>
                 <w:webHidden/>
               </w:rPr>
-              <w:instrText xml:space="preserve"> PAGEREF _Toc229667662 \h </w:instrText>
+              <w:instrText xml:space="preserve"> PAGEREF _Toc229680812 \h </w:instrText>
             </w:r>
             <w:r>
               <w:rPr>
@@ -2500,7 +2518,7 @@
           <w:pPr>
             <w:pStyle w:val="3"/>
             <w:tabs>
-              <w:tab w:val="left" w:pos="1320"/>
+              <w:tab w:val="left" w:pos="1540"/>
               <w:tab w:val="right" w:leader="dot" w:pos="9915"/>
             </w:tabs>
             <w:rPr>
@@ -2511,12 +2529,11 @@
               <w:lang w:eastAsia="uk-UA"/>
             </w:rPr>
           </w:pPr>
-          <w:hyperlink w:anchor="_Toc229667663" w:history="1">
+          <w:hyperlink w:anchor="_Toc229680813" w:history="1">
             <w:r>
               <w:rPr>
                 <w:rStyle w:val="a7"/>
                 <w:rFonts w:eastAsia="Calibri"/>
-                <w:bCs/>
                 <w:noProof/>
                 <w:lang w:eastAsia="ru-RU"/>
               </w:rPr>
@@ -2530,13 +2547,12 @@
                 <w:szCs w:val="22"/>
                 <w:lang w:eastAsia="uk-UA"/>
               </w:rPr>
-              <w:tab/>
+              <w:t xml:space="preserve"> </w:t>
             </w:r>
             <w:r>
               <w:rPr>
                 <w:rStyle w:val="a7"/>
                 <w:rFonts w:eastAsia="Calibri"/>
-                <w:bCs/>
                 <w:noProof/>
                 <w:lang w:eastAsia="ru-RU"/>
               </w:rPr>
@@ -2561,7 +2577,7 @@
                 <w:noProof/>
                 <w:webHidden/>
               </w:rPr>
-              <w:instrText xml:space="preserve"> PAGEREF _Toc229667663 \h </w:instrText>
+              <w:instrText xml:space="preserve"> PAGEREF _Toc229680813 \h </w:instrText>
             </w:r>
             <w:r>
               <w:rPr>
@@ -2596,7 +2612,7 @@
           <w:pPr>
             <w:pStyle w:val="3"/>
             <w:tabs>
-              <w:tab w:val="left" w:pos="1320"/>
+              <w:tab w:val="left" w:pos="1540"/>
               <w:tab w:val="right" w:leader="dot" w:pos="9915"/>
             </w:tabs>
             <w:rPr>
@@ -2607,12 +2623,11 @@
               <w:lang w:eastAsia="uk-UA"/>
             </w:rPr>
           </w:pPr>
-          <w:hyperlink w:anchor="_Toc229667664" w:history="1">
+          <w:hyperlink w:anchor="_Toc229680814" w:history="1">
             <w:r>
               <w:rPr>
                 <w:rStyle w:val="a7"/>
                 <w:rFonts w:eastAsia="Calibri"/>
-                <w:bCs/>
                 <w:noProof/>
                 <w:lang w:eastAsia="ru-RU"/>
               </w:rPr>
@@ -2626,13 +2641,12 @@
                 <w:szCs w:val="22"/>
                 <w:lang w:eastAsia="uk-UA"/>
               </w:rPr>
-              <w:tab/>
+              <w:t xml:space="preserve"> </w:t>
             </w:r>
             <w:r>
               <w:rPr>
                 <w:rStyle w:val="a7"/>
                 <w:rFonts w:eastAsia="Calibri"/>
-                <w:bCs/>
                 <w:noProof/>
                 <w:lang w:eastAsia="ru-RU"/>
               </w:rPr>
@@ -2657,7 +2671,7 @@
                 <w:noProof/>
                 <w:webHidden/>
               </w:rPr>
-              <w:instrText xml:space="preserve"> PAGEREF _Toc229667664 \h </w:instrText>
+              <w:instrText xml:space="preserve"> PAGEREF _Toc229680814 \h </w:instrText>
             </w:r>
             <w:r>
               <w:rPr>
@@ -2692,7 +2706,7 @@
           <w:pPr>
             <w:pStyle w:val="3"/>
             <w:tabs>
-              <w:tab w:val="left" w:pos="1320"/>
+              <w:tab w:val="left" w:pos="1540"/>
               <w:tab w:val="right" w:leader="dot" w:pos="9915"/>
             </w:tabs>
             <w:rPr>
@@ -2703,12 +2717,11 @@
               <w:lang w:eastAsia="uk-UA"/>
             </w:rPr>
           </w:pPr>
-          <w:hyperlink w:anchor="_Toc229667665" w:history="1">
+          <w:hyperlink w:anchor="_Toc229680815" w:history="1">
             <w:r>
               <w:rPr>
                 <w:rStyle w:val="a7"/>
                 <w:rFonts w:eastAsia="Calibri"/>
-                <w:bCs/>
                 <w:noProof/>
                 <w:lang w:eastAsia="ru-RU"/>
               </w:rPr>
@@ -2722,13 +2735,12 @@
                 <w:szCs w:val="22"/>
                 <w:lang w:eastAsia="uk-UA"/>
               </w:rPr>
-              <w:tab/>
+              <w:t xml:space="preserve"> </w:t>
             </w:r>
             <w:r>
               <w:rPr>
                 <w:rStyle w:val="a7"/>
                 <w:rFonts w:eastAsia="Calibri"/>
-                <w:bCs/>
                 <w:noProof/>
                 <w:lang w:eastAsia="ru-RU"/>
               </w:rPr>
@@ -2753,7 +2765,7 @@
                 <w:noProof/>
                 <w:webHidden/>
               </w:rPr>
-              <w:instrText xml:space="preserve"> PAGEREF _Toc229667665 \h </w:instrText>
+              <w:instrText xml:space="preserve"> PAGEREF _Toc229680815 \h </w:instrText>
             </w:r>
             <w:r>
               <w:rPr>
@@ -2788,7 +2800,7 @@
           <w:pPr>
             <w:pStyle w:val="3"/>
             <w:tabs>
-              <w:tab w:val="left" w:pos="1320"/>
+              <w:tab w:val="left" w:pos="1540"/>
               <w:tab w:val="right" w:leader="dot" w:pos="9915"/>
             </w:tabs>
             <w:rPr>
@@ -2799,12 +2811,11 @@
               <w:lang w:eastAsia="uk-UA"/>
             </w:rPr>
           </w:pPr>
-          <w:hyperlink w:anchor="_Toc229667666" w:history="1">
+          <w:hyperlink w:anchor="_Toc229680816" w:history="1">
             <w:r>
               <w:rPr>
                 <w:rStyle w:val="a7"/>
                 <w:rFonts w:eastAsia="Calibri"/>
-                <w:bCs/>
                 <w:noProof/>
                 <w:lang w:eastAsia="ru-RU"/>
               </w:rPr>
@@ -2818,13 +2829,12 @@
                 <w:szCs w:val="22"/>
                 <w:lang w:eastAsia="uk-UA"/>
               </w:rPr>
-              <w:tab/>
+              <w:t xml:space="preserve"> </w:t>
             </w:r>
             <w:r>
               <w:rPr>
                 <w:rStyle w:val="a7"/>
                 <w:rFonts w:eastAsia="Calibri"/>
-                <w:bCs/>
                 <w:noProof/>
                 <w:lang w:eastAsia="ru-RU"/>
               </w:rPr>
@@ -2849,7 +2859,7 @@
                 <w:noProof/>
                 <w:webHidden/>
               </w:rPr>
-              <w:instrText xml:space="preserve"> PAGEREF _Toc229667666 \h </w:instrText>
+              <w:instrText xml:space="preserve"> PAGEREF _Toc229680816 \h </w:instrText>
             </w:r>
             <w:r>
               <w:rPr>
@@ -2884,7 +2894,7 @@
           <w:pPr>
             <w:pStyle w:val="20"/>
             <w:tabs>
-              <w:tab w:val="left" w:pos="1070"/>
+              <w:tab w:val="left" w:pos="880"/>
               <w:tab w:val="right" w:leader="dot" w:pos="9915"/>
             </w:tabs>
             <w:rPr>
@@ -2895,12 +2905,11 @@
               <w:lang w:eastAsia="uk-UA"/>
             </w:rPr>
           </w:pPr>
-          <w:hyperlink w:anchor="_Toc229667667" w:history="1">
+          <w:hyperlink w:anchor="_Toc229680817" w:history="1">
             <w:r>
               <w:rPr>
                 <w:rStyle w:val="a7"/>
                 <w:rFonts w:eastAsia="Calibri"/>
-                <w:bCs/>
                 <w:noProof/>
                 <w:lang w:eastAsia="ru-RU"/>
               </w:rPr>
@@ -2914,13 +2923,12 @@
                 <w:szCs w:val="22"/>
                 <w:lang w:eastAsia="uk-UA"/>
               </w:rPr>
-              <w:tab/>
+              <w:t xml:space="preserve"> </w:t>
             </w:r>
             <w:r>
               <w:rPr>
                 <w:rStyle w:val="a7"/>
                 <w:rFonts w:eastAsia="Calibri"/>
-                <w:bCs/>
                 <w:noProof/>
                 <w:lang w:eastAsia="ru-RU"/>
               </w:rPr>
@@ -2945,7 +2953,7 @@
                 <w:noProof/>
                 <w:webHidden/>
               </w:rPr>
-              <w:instrText xml:space="preserve"> PAGEREF _Toc229667667 \h </w:instrText>
+              <w:instrText xml:space="preserve"> PAGEREF _Toc229680817 \h </w:instrText>
             </w:r>
             <w:r>
               <w:rPr>
@@ -2980,7 +2988,7 @@
           <w:pPr>
             <w:pStyle w:val="20"/>
             <w:tabs>
-              <w:tab w:val="left" w:pos="1070"/>
+              <w:tab w:val="left" w:pos="880"/>
               <w:tab w:val="right" w:leader="dot" w:pos="9915"/>
             </w:tabs>
             <w:rPr>
@@ -2991,12 +2999,11 @@
               <w:lang w:eastAsia="uk-UA"/>
             </w:rPr>
           </w:pPr>
-          <w:hyperlink w:anchor="_Toc229667668" w:history="1">
+          <w:hyperlink w:anchor="_Toc229680818" w:history="1">
             <w:r>
               <w:rPr>
                 <w:rStyle w:val="a7"/>
                 <w:rFonts w:eastAsia="Calibri"/>
-                <w:bCs/>
                 <w:noProof/>
                 <w:lang w:eastAsia="ru-RU"/>
               </w:rPr>
@@ -3010,13 +3017,12 @@
                 <w:szCs w:val="22"/>
                 <w:lang w:eastAsia="uk-UA"/>
               </w:rPr>
-              <w:tab/>
+              <w:t xml:space="preserve"> </w:t>
             </w:r>
             <w:r>
               <w:rPr>
                 <w:rStyle w:val="a7"/>
                 <w:rFonts w:eastAsia="Calibri"/>
-                <w:bCs/>
                 <w:noProof/>
                 <w:lang w:eastAsia="ru-RU"/>
               </w:rPr>
@@ -3041,7 +3047,7 @@
                 <w:noProof/>
                 <w:webHidden/>
               </w:rPr>
-              <w:instrText xml:space="preserve"> PAGEREF _Toc229667668 \h </w:instrText>
+              <w:instrText xml:space="preserve"> PAGEREF _Toc229680818 \h </w:instrText>
             </w:r>
             <w:r>
               <w:rPr>
@@ -3073,11 +3079,14 @@
           </w:hyperlink>
         </w:p>
         <w:p>
+          <w:pPr>
+            <w:pStyle w:val="10"/>
+            <w:tabs>
+              <w:tab w:val="left" w:pos="643"/>
+              <w:tab w:val="right" w:leader="dot" w:pos="9915"/>
+            </w:tabs>
+          </w:pPr>
           <w:r>
-            <w:rPr>
-              <w:b/>
-              <w:bCs/>
-            </w:rPr>
             <w:fldChar w:fldCharType="end"/>
           </w:r>
         </w:p>
@@ -3093,6 +3102,8 @@
       <w:r>
         <w:br w:type="page"/>
       </w:r>
+      <w:bookmarkStart w:id="0" w:name="_GoBack"/>
+      <w:bookmarkEnd w:id="0"/>
     </w:p>
     <w:p>
       <w:pPr>
@@ -3107,12 +3118,12 @@
         <w:spacing w:before="0" w:line="360" w:lineRule="auto"/>
         <w:ind w:left="0" w:firstLine="0"/>
       </w:pPr>
-      <w:bookmarkStart w:id="0" w:name="_Toc229667637"/>
+      <w:bookmarkStart w:id="1" w:name="_Toc229680787"/>
       <w:r>
         <w:lastRenderedPageBreak/>
         <w:t>ВСТУП</w:t>
       </w:r>
-      <w:bookmarkEnd w:id="0"/>
+      <w:bookmarkEnd w:id="1"/>
     </w:p>
     <w:p>
       <w:pPr>
@@ -3134,7 +3145,7 @@
           <w:lang w:eastAsia="ru-RU"/>
         </w:rPr>
       </w:pPr>
-      <w:bookmarkStart w:id="1" w:name="_Toc229667638"/>
+      <w:bookmarkStart w:id="2" w:name="_Toc229680788"/>
       <w:r>
         <w:rPr>
           <w:rFonts w:eastAsia="MS Mincho"/>
@@ -3144,7 +3155,7 @@
         </w:rPr>
         <w:t>Огляд продукту</w:t>
       </w:r>
-      <w:bookmarkEnd w:id="1"/>
+      <w:bookmarkEnd w:id="2"/>
     </w:p>
     <w:p>
       <w:pPr>
@@ -3332,7 +3343,7 @@
           <w:lang w:eastAsia="ru-RU"/>
         </w:rPr>
       </w:pPr>
-      <w:bookmarkStart w:id="2" w:name="_Toc229667639"/>
+      <w:bookmarkStart w:id="3" w:name="_Toc229680789"/>
       <w:r>
         <w:rPr>
           <w:rFonts w:eastAsia="MS Mincho"/>
@@ -3342,7 +3353,7 @@
         </w:rPr>
         <w:t>Мета</w:t>
       </w:r>
-      <w:bookmarkEnd w:id="2"/>
+      <w:bookmarkEnd w:id="3"/>
     </w:p>
     <w:p>
       <w:pPr>
@@ -3429,7 +3440,7 @@
           <w:lang w:eastAsia="ru-RU"/>
         </w:rPr>
       </w:pPr>
-      <w:bookmarkStart w:id="3" w:name="_Toc229667640"/>
+      <w:bookmarkStart w:id="4" w:name="_Toc229680790"/>
       <w:r>
         <w:rPr>
           <w:rFonts w:eastAsia="MS Mincho"/>
@@ -3439,7 +3450,7 @@
         </w:rPr>
         <w:t>Межі</w:t>
       </w:r>
-      <w:bookmarkEnd w:id="3"/>
+      <w:bookmarkEnd w:id="4"/>
     </w:p>
     <w:p>
       <w:pPr>
@@ -4005,7 +4016,7 @@
           <w:lang w:eastAsia="ru-RU"/>
         </w:rPr>
       </w:pPr>
-      <w:bookmarkStart w:id="4" w:name="_Toc229667641"/>
+      <w:bookmarkStart w:id="5" w:name="_Toc229680791"/>
       <w:r>
         <w:rPr>
           <w:rFonts w:eastAsia="MS Mincho"/>
@@ -4015,7 +4026,7 @@
         </w:rPr>
         <w:t>Посилання</w:t>
       </w:r>
-      <w:bookmarkEnd w:id="4"/>
+      <w:bookmarkEnd w:id="5"/>
     </w:p>
     <w:p>
       <w:pPr>
@@ -4097,7 +4108,7 @@
         </w:rPr>
         <w:t xml:space="preserve"> з вихідним кодом: </w:t>
       </w:r>
-      <w:hyperlink r:id="rId7" w:history="1">
+      <w:hyperlink r:id="rId8" w:history="1">
         <w:r>
           <w:rPr>
             <w:rStyle w:val="a7"/>
@@ -4123,25 +4134,7 @@
             <w:sz w:val="28"/>
             <w:szCs w:val="28"/>
           </w:rPr>
-          <w:t>thub.com/LanguageDuelN</w:t>
-        </w:r>
-        <w:r>
-          <w:rPr>
-            <w:rStyle w:val="a7"/>
-            <w:rFonts w:eastAsiaTheme="minorHAnsi"/>
-            <w:sz w:val="28"/>
-            <w:szCs w:val="28"/>
-          </w:rPr>
-          <w:t>u</w:t>
-        </w:r>
-        <w:r>
-          <w:rPr>
-            <w:rStyle w:val="a7"/>
-            <w:rFonts w:eastAsiaTheme="minorHAnsi"/>
-            <w:sz w:val="28"/>
-            <w:szCs w:val="28"/>
-          </w:rPr>
-          <w:t>re/LanguageDuel</w:t>
+          <w:t>thub.com/LanguageDuelNure/LanguageDuel</w:t>
         </w:r>
       </w:hyperlink>
       <w:r>
@@ -4234,7 +4227,7 @@
         </w:rPr>
         <w:t xml:space="preserve"> з демонстраційним відео, презентацією, специфікацією та архівом програмного коду: </w:t>
       </w:r>
-      <w:hyperlink r:id="rId8" w:history="1">
+      <w:hyperlink r:id="rId9" w:history="1">
         <w:r>
           <w:rPr>
             <w:rStyle w:val="a7"/>
@@ -4278,25 +4271,7 @@
             <w:sz w:val="28"/>
             <w:szCs w:val="28"/>
           </w:rPr>
-          <w:t>ta</w:t>
-        </w:r>
-        <w:r>
-          <w:rPr>
-            <w:rStyle w:val="a7"/>
-            <w:rFonts w:eastAsiaTheme="minorHAnsi"/>
-            <w:sz w:val="28"/>
-            <w:szCs w:val="28"/>
-          </w:rPr>
-          <w:t>r</w:t>
-        </w:r>
-        <w:r>
-          <w:rPr>
-            <w:rStyle w:val="a7"/>
-            <w:rFonts w:eastAsiaTheme="minorHAnsi"/>
-            <w:sz w:val="28"/>
-            <w:szCs w:val="28"/>
-          </w:rPr>
-          <w:t>enkoMykyta/2025_B_KKP_PZP</w:t>
+          <w:t>tarenkoMykyta/2025_B_KKP_PZP</w:t>
         </w:r>
         <w:r>
           <w:rPr>
@@ -4361,7 +4336,7 @@
           <w:lang w:val="en-US"/>
         </w:rPr>
       </w:pPr>
-      <w:bookmarkStart w:id="5" w:name="_Toc229667642"/>
+      <w:bookmarkStart w:id="6" w:name="_Toc229680792"/>
       <w:r>
         <w:rPr>
           <w:rFonts w:eastAsia="MS Mincho"/>
@@ -4371,7 +4346,7 @@
         </w:rPr>
         <w:t>Означення та абревіатури</w:t>
       </w:r>
-      <w:bookmarkEnd w:id="5"/>
+      <w:bookmarkEnd w:id="6"/>
     </w:p>
     <w:p>
       <w:pPr>
@@ -5236,7 +5211,7 @@
           <w:lang w:eastAsia="ru-RU"/>
         </w:rPr>
       </w:pPr>
-      <w:bookmarkStart w:id="6" w:name="_Toc229667643"/>
+      <w:bookmarkStart w:id="7" w:name="_Toc229680793"/>
       <w:r>
         <w:rPr>
           <w:rFonts w:eastAsia="Calibri"/>
@@ -5248,7 +5223,7 @@
         <w:lastRenderedPageBreak/>
         <w:t>ЗАГАЛЬНИЙ ОПИС</w:t>
       </w:r>
-      <w:bookmarkEnd w:id="6"/>
+      <w:bookmarkEnd w:id="7"/>
     </w:p>
     <w:p>
       <w:pPr>
@@ -5270,7 +5245,7 @@
           <w:lang w:eastAsia="ru-RU"/>
         </w:rPr>
       </w:pPr>
-      <w:bookmarkStart w:id="7" w:name="_Toc229667644"/>
+      <w:bookmarkStart w:id="8" w:name="_Toc229680794"/>
       <w:r>
         <w:rPr>
           <w:rFonts w:eastAsia="MS Mincho"/>
@@ -5280,7 +5255,7 @@
         </w:rPr>
         <w:t>Перспективи продукту</w:t>
       </w:r>
-      <w:bookmarkEnd w:id="7"/>
+      <w:bookmarkEnd w:id="8"/>
     </w:p>
     <w:p>
       <w:pPr>
@@ -5387,7 +5362,7 @@
           <w:lang w:eastAsia="ru-RU"/>
         </w:rPr>
       </w:pPr>
-      <w:bookmarkStart w:id="8" w:name="_Toc229667645"/>
+      <w:bookmarkStart w:id="9" w:name="_Toc229680795"/>
       <w:r>
         <w:rPr>
           <w:rFonts w:eastAsia="MS Mincho"/>
@@ -5397,7 +5372,7 @@
         </w:rPr>
         <w:t>Функції продукту</w:t>
       </w:r>
-      <w:bookmarkEnd w:id="8"/>
+      <w:bookmarkEnd w:id="9"/>
     </w:p>
     <w:p>
       <w:pPr>
@@ -5680,7 +5655,7 @@
           <w:lang w:eastAsia="ru-RU"/>
         </w:rPr>
       </w:pPr>
-      <w:bookmarkStart w:id="9" w:name="_Toc229667646"/>
+      <w:bookmarkStart w:id="10" w:name="_Toc229680796"/>
       <w:r>
         <w:rPr>
           <w:rFonts w:eastAsia="MS Mincho"/>
@@ -5690,7 +5665,7 @@
         </w:rPr>
         <w:t>Характеристики користувачів</w:t>
       </w:r>
-      <w:bookmarkEnd w:id="9"/>
+      <w:bookmarkEnd w:id="10"/>
     </w:p>
     <w:p>
       <w:pPr>
@@ -5807,7 +5782,7 @@
           <w:lang w:eastAsia="ru-RU"/>
         </w:rPr>
       </w:pPr>
-      <w:bookmarkStart w:id="10" w:name="_Toc229667647"/>
+      <w:bookmarkStart w:id="11" w:name="_Toc229680797"/>
       <w:r>
         <w:rPr>
           <w:rFonts w:eastAsia="MS Mincho"/>
@@ -5817,7 +5792,7 @@
         </w:rPr>
         <w:t>Загальні обмеження</w:t>
       </w:r>
-      <w:bookmarkEnd w:id="10"/>
+      <w:bookmarkEnd w:id="11"/>
     </w:p>
     <w:p>
       <w:pPr>
@@ -5981,7 +5956,7 @@
           <w:lang w:val="en-US" w:eastAsia="ru-RU"/>
         </w:rPr>
       </w:pPr>
-      <w:bookmarkStart w:id="11" w:name="_Toc229667648"/>
+      <w:bookmarkStart w:id="12" w:name="_Toc229680798"/>
       <w:r>
         <w:rPr>
           <w:rFonts w:eastAsia="MS Mincho"/>
@@ -5991,7 +5966,7 @@
         </w:rPr>
         <w:t>Припущення й залежності</w:t>
       </w:r>
-      <w:bookmarkEnd w:id="11"/>
+      <w:bookmarkEnd w:id="12"/>
     </w:p>
     <w:p>
       <w:pPr>
@@ -6661,7 +6636,7 @@
           <w:lang w:eastAsia="ru-RU"/>
         </w:rPr>
       </w:pPr>
-      <w:bookmarkStart w:id="12" w:name="_Toc229667649"/>
+      <w:bookmarkStart w:id="13" w:name="_Toc229680799"/>
       <w:r>
         <w:rPr>
           <w:rFonts w:eastAsia="Calibri"/>
@@ -6673,7 +6648,7 @@
         <w:lastRenderedPageBreak/>
         <w:t>КОНКРЕТНІ ВИМОГИ</w:t>
       </w:r>
-      <w:bookmarkEnd w:id="12"/>
+      <w:bookmarkEnd w:id="13"/>
     </w:p>
     <w:p>
       <w:pPr>
@@ -6696,7 +6671,7 @@
           <w:lang w:eastAsia="ru-RU"/>
         </w:rPr>
       </w:pPr>
-      <w:bookmarkStart w:id="13" w:name="_Toc229667650"/>
+      <w:bookmarkStart w:id="14" w:name="_Toc229680800"/>
       <w:r>
         <w:rPr>
           <w:rFonts w:eastAsia="MS Mincho"/>
@@ -6706,7 +6681,7 @@
         </w:rPr>
         <w:t>Вимоги до зовнішніх інтерфейсів</w:t>
       </w:r>
-      <w:bookmarkEnd w:id="13"/>
+      <w:bookmarkEnd w:id="14"/>
     </w:p>
     <w:p>
       <w:pPr>
@@ -6714,11 +6689,11 @@
         <w:ind w:hanging="720"/>
         <w:outlineLvl w:val="2"/>
       </w:pPr>
-      <w:bookmarkStart w:id="14" w:name="_Toc229667651"/>
+      <w:bookmarkStart w:id="15" w:name="_Toc229680801"/>
       <w:r>
         <w:t>Інтерфейс користувача</w:t>
       </w:r>
-      <w:bookmarkEnd w:id="14"/>
+      <w:bookmarkEnd w:id="15"/>
     </w:p>
     <w:p>
       <w:pPr>
@@ -7224,12 +7199,12 @@
         <w:ind w:hanging="720"/>
         <w:outlineLvl w:val="2"/>
       </w:pPr>
-      <w:bookmarkStart w:id="15" w:name="_Toc229667652"/>
+      <w:bookmarkStart w:id="16" w:name="_Toc229680802"/>
       <w:r>
         <w:lastRenderedPageBreak/>
         <w:t>Апаратний інтерфейс</w:t>
       </w:r>
-      <w:bookmarkEnd w:id="15"/>
+      <w:bookmarkEnd w:id="16"/>
     </w:p>
     <w:p>
       <w:pPr>
@@ -7568,11 +7543,11 @@
         <w:ind w:hanging="720"/>
         <w:outlineLvl w:val="2"/>
       </w:pPr>
-      <w:bookmarkStart w:id="16" w:name="_Toc229667653"/>
+      <w:bookmarkStart w:id="17" w:name="_Toc229680803"/>
       <w:r>
         <w:t>Програмний інтерфейс</w:t>
       </w:r>
-      <w:bookmarkEnd w:id="16"/>
+      <w:bookmarkEnd w:id="17"/>
     </w:p>
     <w:p>
       <w:pPr>
@@ -7718,11 +7693,11 @@
         <w:ind w:hanging="720"/>
         <w:outlineLvl w:val="2"/>
       </w:pPr>
-      <w:bookmarkStart w:id="17" w:name="_Toc229667654"/>
+      <w:bookmarkStart w:id="18" w:name="_Toc229680804"/>
       <w:r>
         <w:t>Комунікаційний протокол</w:t>
       </w:r>
-      <w:bookmarkEnd w:id="17"/>
+      <w:bookmarkEnd w:id="18"/>
     </w:p>
     <w:p>
       <w:pPr>
@@ -7930,18 +7905,7 @@
           <w:szCs w:val="20"/>
           <w:lang w:eastAsia="ru-RU"/>
         </w:rPr>
-        <w:t>)</w:t>
-      </w:r>
-      <w:bookmarkStart w:id="18" w:name="_GoBack"/>
-      <w:bookmarkEnd w:id="18"/>
-      <w:r>
-        <w:rPr>
-          <w:rFonts w:eastAsia="Calibri"/>
-          <w:sz w:val="28"/>
-          <w:szCs w:val="20"/>
-          <w:lang w:eastAsia="ru-RU"/>
-        </w:rPr>
-        <w:t xml:space="preserve">, форматів вхідних даних та очікуваних відповідей сервера задокументована за допомогою інструменту </w:t>
+        <w:t xml:space="preserve">), форматів вхідних даних та очікуваних відповідей сервера задокументована за допомогою інструменту </w:t>
       </w:r>
       <w:proofErr w:type="spellStart"/>
       <w:r>
@@ -8068,7 +8032,7 @@
         <w:ind w:hanging="720"/>
         <w:outlineLvl w:val="2"/>
       </w:pPr>
-      <w:bookmarkStart w:id="19" w:name="_Toc229667655"/>
+      <w:bookmarkStart w:id="19" w:name="_Toc229680805"/>
       <w:r>
         <w:lastRenderedPageBreak/>
         <w:t>Обмеження пам'яті</w:t>
@@ -8180,7 +8144,7 @@
         <w:ind w:hanging="720"/>
         <w:outlineLvl w:val="2"/>
       </w:pPr>
-      <w:bookmarkStart w:id="20" w:name="_Toc229667656"/>
+      <w:bookmarkStart w:id="20" w:name="_Toc229680806"/>
       <w:r>
         <w:t>Операції</w:t>
       </w:r>
@@ -8763,7 +8727,7 @@
         <w:ind w:hanging="720"/>
         <w:outlineLvl w:val="2"/>
       </w:pPr>
-      <w:bookmarkStart w:id="21" w:name="_Toc229667657"/>
+      <w:bookmarkStart w:id="21" w:name="_Toc229680807"/>
       <w:r>
         <w:t>Функції продукту</w:t>
       </w:r>
@@ -9115,7 +9079,7 @@
         <w:ind w:hanging="720"/>
         <w:outlineLvl w:val="2"/>
       </w:pPr>
-      <w:bookmarkStart w:id="22" w:name="_Toc229667658"/>
+      <w:bookmarkStart w:id="22" w:name="_Toc229680808"/>
       <w:r>
         <w:lastRenderedPageBreak/>
         <w:t>Припущення й залежності</w:t>
@@ -9714,7 +9678,7 @@
           <w:sz w:val="28"/>
         </w:rPr>
       </w:pPr>
-      <w:bookmarkStart w:id="23" w:name="_Toc229667659"/>
+      <w:bookmarkStart w:id="23" w:name="_Toc229680809"/>
       <w:r>
         <w:rPr>
           <w:sz w:val="28"/>
@@ -10179,7 +10143,7 @@
           <w:lang w:eastAsia="ru-RU"/>
         </w:rPr>
       </w:pPr>
-      <w:bookmarkStart w:id="24" w:name="_Toc229667660"/>
+      <w:bookmarkStart w:id="24" w:name="_Toc229680810"/>
       <w:r>
         <w:rPr>
           <w:sz w:val="28"/>
@@ -10210,7 +10174,7 @@
           <w:lang w:eastAsia="ru-RU"/>
         </w:rPr>
       </w:pPr>
-      <w:bookmarkStart w:id="25" w:name="_Toc229667661"/>
+      <w:bookmarkStart w:id="25" w:name="_Toc229680811"/>
       <w:r>
         <w:rPr>
           <w:rFonts w:eastAsia="Calibri"/>
@@ -10575,7 +10539,7 @@
           <w:lang w:eastAsia="ru-RU"/>
         </w:rPr>
       </w:pPr>
-      <w:bookmarkStart w:id="26" w:name="_Toc229667662"/>
+      <w:bookmarkStart w:id="26" w:name="_Toc229680812"/>
       <w:r>
         <w:rPr>
           <w:rFonts w:eastAsia="Calibri"/>
@@ -11112,7 +11076,7 @@
           <w:lang w:eastAsia="ru-RU"/>
         </w:rPr>
       </w:pPr>
-      <w:bookmarkStart w:id="27" w:name="_Toc229667663"/>
+      <w:bookmarkStart w:id="27" w:name="_Toc229680813"/>
       <w:r>
         <w:rPr>
           <w:rFonts w:eastAsia="Calibri"/>
@@ -11444,7 +11408,7 @@
           <w:lang w:eastAsia="ru-RU"/>
         </w:rPr>
       </w:pPr>
-      <w:bookmarkStart w:id="28" w:name="_Toc229667664"/>
+      <w:bookmarkStart w:id="28" w:name="_Toc229680814"/>
       <w:proofErr w:type="spellStart"/>
       <w:r>
         <w:rPr>
@@ -12041,7 +12005,7 @@
           <w:lang w:eastAsia="ru-RU"/>
         </w:rPr>
       </w:pPr>
-      <w:bookmarkStart w:id="29" w:name="_Toc229667665"/>
+      <w:bookmarkStart w:id="29" w:name="_Toc229680815"/>
       <w:r>
         <w:rPr>
           <w:rFonts w:eastAsia="Calibri"/>
@@ -12491,7 +12455,7 @@
           <w:lang w:eastAsia="ru-RU"/>
         </w:rPr>
       </w:pPr>
-      <w:bookmarkStart w:id="30" w:name="_Toc229667666"/>
+      <w:bookmarkStart w:id="30" w:name="_Toc229680816"/>
       <w:r>
         <w:rPr>
           <w:rFonts w:eastAsia="Calibri"/>
@@ -12907,7 +12871,7 @@
           <w:lang w:eastAsia="ru-RU"/>
         </w:rPr>
       </w:pPr>
-      <w:bookmarkStart w:id="31" w:name="_Toc229667667"/>
+      <w:bookmarkStart w:id="31" w:name="_Toc229680817"/>
       <w:r>
         <w:rPr>
           <w:rFonts w:eastAsia="Calibri"/>
@@ -13335,7 +13299,7 @@
           <w:lang w:eastAsia="ru-RU"/>
         </w:rPr>
       </w:pPr>
-      <w:bookmarkStart w:id="32" w:name="_Toc229667668"/>
+      <w:bookmarkStart w:id="32" w:name="_Toc229680818"/>
       <w:r>
         <w:rPr>
           <w:rFonts w:eastAsia="Calibri"/>
@@ -13441,8 +13405,8 @@
       </w:r>
     </w:p>
     <w:sectPr>
-      <w:headerReference w:type="even" r:id="rId9"/>
-      <w:headerReference w:type="default" r:id="rId10"/>
+      <w:headerReference w:type="even" r:id="rId10"/>
+      <w:headerReference w:type="default" r:id="rId11"/>
       <w:pgSz w:w="11910" w:h="16840"/>
       <w:pgMar w:top="1134" w:right="567" w:bottom="1134" w:left="1418" w:header="714" w:footer="0" w:gutter="0"/>
       <w:cols w:space="720"/>
@@ -16742,9 +16706,9 @@
     <w:basedOn w:val="a"/>
     <w:uiPriority w:val="39"/>
     <w:qFormat/>
+    <w:rsid w:val="002E6D6A"/>
     <w:pPr>
-      <w:spacing w:before="160"/>
-      <w:ind w:left="1"/>
+      <w:spacing w:line="360" w:lineRule="auto"/>
     </w:pPr>
     <w:rPr>
       <w:sz w:val="28"/>
@@ -16757,9 +16721,10 @@
     <w:link w:val="21"/>
     <w:uiPriority w:val="39"/>
     <w:qFormat/>
+    <w:rsid w:val="002E6D6A"/>
     <w:pPr>
-      <w:spacing w:before="160"/>
-      <w:ind w:left="643" w:hanging="421"/>
+      <w:spacing w:line="360" w:lineRule="auto"/>
+      <w:ind w:firstLine="284"/>
     </w:pPr>
     <w:rPr>
       <w:sz w:val="28"/>
@@ -16771,9 +16736,10 @@
     <w:basedOn w:val="a"/>
     <w:uiPriority w:val="39"/>
     <w:qFormat/>
+    <w:rsid w:val="002E6D6A"/>
     <w:pPr>
-      <w:spacing w:before="261"/>
-      <w:ind w:left="1070" w:hanging="629"/>
+      <w:spacing w:line="360" w:lineRule="auto"/>
+      <w:ind w:firstLine="567"/>
     </w:pPr>
     <w:rPr>
       <w:sz w:val="28"/>
@@ -16966,7 +16932,7 @@
       </w:numPr>
       <w:autoSpaceDE/>
       <w:autoSpaceDN/>
-      <w:spacing w:before="0" w:after="240" w:line="360" w:lineRule="auto"/>
+      <w:spacing w:after="240"/>
       <w:outlineLvl w:val="0"/>
     </w:pPr>
     <w:rPr>
@@ -16980,7 +16946,7 @@
     <w:basedOn w:val="a0"/>
     <w:link w:val="20"/>
     <w:uiPriority w:val="39"/>
-    <w:rsid w:val="00125CAC"/>
+    <w:rsid w:val="002E6D6A"/>
     <w:rPr>
       <w:rFonts w:ascii="Times New Roman" w:eastAsia="Times New Roman" w:hAnsi="Times New Roman" w:cs="Times New Roman"/>
       <w:sz w:val="28"/>
@@ -17285,4 +17251,16 @@
   <a:objectDefaults/>
   <a:extraClrSchemeLst/>
 </a:theme>
+</file>
+
+<file path=customXml/item1.xml><?xml version="1.0" encoding="utf-8"?>
+<b:Sources xmlns:b="http://schemas.openxmlformats.org/officeDocument/2006/bibliography" xmlns="http://schemas.openxmlformats.org/officeDocument/2006/bibliography" SelectedStyle="\APASixthEditionOfficeOnline.xsl" StyleName="APA" Version="6"/>
+</file>
+
+<file path=customXml/itemProps1.xml><?xml version="1.0" encoding="utf-8"?>
+<ds:datastoreItem xmlns:ds="http://schemas.openxmlformats.org/officeDocument/2006/customXml" ds:itemID="{AEBB0430-8C94-4B56-A74C-EEEF30F1C8F9}">
+  <ds:schemaRefs>
+    <ds:schemaRef ds:uri="http://schemas.openxmlformats.org/officeDocument/2006/bibliography"/>
+  </ds:schemaRefs>
+</ds:datastoreItem>
 </file>